--- a/课程设计说明书.docx
+++ b/课程设计说明书.docx
@@ -42,8 +42,6 @@
         </w:rPr>
         <w:t>说明书</w:t>
       </w:r>
-      <w:bookmarkStart w:id="49" w:name="_GoBack"/>
-      <w:bookmarkEnd w:id="49"/>
     </w:p>
     <w:p/>
     <w:p/>
@@ -208,10 +206,23 @@
     <w:p>
       <w:pPr>
         <w:bidi w:val="0"/>
+        <w:rPr>
+          <w:rFonts w:hint="eastAsia" w:eastAsia="宋体"/>
+          <w:lang w:eastAsia="zh-CN"/>
+        </w:rPr>
       </w:pPr>
       <w:r>
         <w:t>关键词：设备运维；故障预警；孤立森林；随机森林；根因分析；B/S 架构；Vibe-Coding</w:t>
       </w:r>
+      <w:r>
+        <w:rPr>
+          <w:rFonts w:hint="eastAsia"/>
+          <w:lang w:eastAsia="zh-CN"/>
+        </w:rPr>
+        <w:t>。</w:t>
+      </w:r>
+      <w:bookmarkStart w:id="49" w:name="_GoBack"/>
+      <w:bookmarkEnd w:id="49"/>
     </w:p>
     <w:p>
       <w:r>
@@ -5909,12 +5920,6 @@
             <w:insideH w:val="single" w:color="auto" w:sz="4" w:space="0"/>
             <w:insideV w:val="single" w:color="auto" w:sz="4" w:space="0"/>
           </w:tblBorders>
-          <w:tblCellMar>
-            <w:top w:w="0" w:type="dxa"/>
-            <w:left w:w="108" w:type="dxa"/>
-            <w:bottom w:w="0" w:type="dxa"/>
-            <w:right w:w="108" w:type="dxa"/>
-          </w:tblCellMar>
         </w:tblPrEx>
         <w:trPr>
           <w:jc w:val="center"/>
@@ -7289,7 +7294,7 @@
     <w:lsdException w:uiPriority="99" w:name="index 7"/>
     <w:lsdException w:uiPriority="99" w:name="index 8"/>
     <w:lsdException w:uiPriority="99" w:name="index 9"/>
-    <w:lsdException w:uiPriority="39" w:name="toc 1"/>
+    <w:lsdException w:qFormat="1" w:uiPriority="39" w:name="toc 1"/>
     <w:lsdException w:uiPriority="39" w:name="toc 2"/>
     <w:lsdException w:uiPriority="39" w:name="toc 3"/>
     <w:lsdException w:uiPriority="39" w:name="toc 4"/>
@@ -8031,6 +8036,7 @@
     <w:next w:val="1"/>
     <w:semiHidden/>
     <w:unhideWhenUsed/>
+    <w:qFormat/>
     <w:uiPriority w:val="39"/>
   </w:style>
   <w:style w:type="paragraph" w:styleId="28">
